--- a/assets/software_consent_template.docx
+++ b/assets/software_consent_template.docx
@@ -136,7 +136,7 @@
           <w:sz w:val="24"/>
           <w:szCs w:val="24"/>
         </w:rPr>
-        <w:t>119991</w:t>
+        <w:t>125993</w:t>
       </w:r>
       <w:r>
         <w:rPr>
@@ -1267,7 +1267,7 @@
                 <w:sz w:val="18"/>
                 <w:szCs w:val="18"/>
               </w:rPr>
-              <w:t>119991</w:t>
+              <w:t>125993</w:t>
             </w:r>
             <w:r>
               <w:rPr>
